--- a/NT_AirPollution.Web/App_Data/Payment/Template/繳費證明.docx
+++ b/NT_AirPollution.Web/App_Data/Payment/Template/繳費證明.docx
@@ -152,13 +152,33 @@
             </w:pPr>
             <w:r>
               <w:rPr>
-                <w:rFonts w:ascii="標楷體" w:eastAsia="標楷體" w:hAnsi="標楷體"/>
+                <w:rFonts w:ascii="標楷體" w:eastAsia="標楷體" w:hAnsi="標楷體" w:hint="eastAsia"/>
                 <w:color w:val="000000"/>
                 <w:spacing w:val="5"/>
                 <w:sz w:val="28"/>
                 <w:szCs w:val="28"/>
               </w:rPr>
-              <w:t>@S_NAME</w:t>
+              <w:t>{</w:t>
+            </w:r>
+            <w:r>
+              <w:rPr>
+                <w:rFonts w:ascii="標楷體" w:eastAsia="標楷體" w:hAnsi="標楷體"/>
+                <w:color w:val="000000"/>
+                <w:spacing w:val="5"/>
+                <w:sz w:val="28"/>
+                <w:szCs w:val="28"/>
+              </w:rPr>
+              <w:t>S_NAME</w:t>
+            </w:r>
+            <w:r>
+              <w:rPr>
+                <w:rFonts w:ascii="標楷體" w:eastAsia="標楷體" w:hAnsi="標楷體" w:hint="eastAsia"/>
+                <w:color w:val="000000"/>
+                <w:spacing w:val="5"/>
+                <w:sz w:val="28"/>
+                <w:szCs w:val="28"/>
+              </w:rPr>
+              <w:t>}</w:t>
             </w:r>
           </w:p>
         </w:tc>
@@ -233,11 +253,29 @@
             </w:pPr>
             <w:r>
               <w:rPr>
-                <w:rFonts w:ascii="標楷體" w:eastAsia="標楷體" w:hAnsi="標楷體"/>
-                <w:sz w:val="28"/>
-                <w:szCs w:val="28"/>
-              </w:rPr>
-              <w:t>@COMP_NAM</w:t>
+                <w:rFonts w:ascii="標楷體" w:eastAsia="標楷體" w:hAnsi="標楷體" w:hint="eastAsia"/>
+                <w:sz w:val="28"/>
+                <w:szCs w:val="28"/>
+              </w:rPr>
+              <w:t>{</w:t>
+            </w:r>
+            <w:r>
+              <w:rPr>
+                <w:rFonts w:ascii="標楷體" w:eastAsia="標楷體" w:hAnsi="標楷體"/>
+                <w:sz w:val="28"/>
+                <w:szCs w:val="28"/>
+              </w:rPr>
+              <w:t>COMP_NAM</w:t>
+            </w:r>
+            <w:r>
+              <w:rPr>
+                <w:rFonts w:ascii="標楷體" w:eastAsia="標楷體" w:hAnsi="標楷體" w:hint="eastAsia"/>
+                <w:color w:val="000000"/>
+                <w:spacing w:val="5"/>
+                <w:sz w:val="28"/>
+                <w:szCs w:val="28"/>
+              </w:rPr>
+              <w:t>}</w:t>
             </w:r>
           </w:p>
         </w:tc>
@@ -312,11 +350,29 @@
             </w:pPr>
             <w:r>
               <w:rPr>
-                <w:rFonts w:ascii="標楷體" w:eastAsia="標楷體" w:hAnsi="標楷體"/>
-                <w:sz w:val="28"/>
-                <w:szCs w:val="28"/>
-              </w:rPr>
-              <w:t>@C_NO</w:t>
+                <w:rFonts w:ascii="標楷體" w:eastAsia="標楷體" w:hAnsi="標楷體" w:hint="eastAsia"/>
+                <w:sz w:val="28"/>
+                <w:szCs w:val="28"/>
+              </w:rPr>
+              <w:t>{</w:t>
+            </w:r>
+            <w:r>
+              <w:rPr>
+                <w:rFonts w:ascii="標楷體" w:eastAsia="標楷體" w:hAnsi="標楷體"/>
+                <w:sz w:val="28"/>
+                <w:szCs w:val="28"/>
+              </w:rPr>
+              <w:t>C_NO</w:t>
+            </w:r>
+            <w:r>
+              <w:rPr>
+                <w:rFonts w:ascii="標楷體" w:eastAsia="標楷體" w:hAnsi="標楷體" w:hint="eastAsia"/>
+                <w:color w:val="000000"/>
+                <w:spacing w:val="5"/>
+                <w:sz w:val="28"/>
+                <w:szCs w:val="28"/>
+              </w:rPr>
+              <w:t>}</w:t>
             </w:r>
           </w:p>
         </w:tc>
@@ -396,13 +452,31 @@
             </w:pPr>
             <w:r>
               <w:rPr>
+                <w:rFonts w:ascii="標楷體" w:eastAsia="標楷體" w:hAnsi="標楷體" w:hint="eastAsia"/>
+                <w:sz w:val="28"/>
+                <w:szCs w:val="28"/>
+              </w:rPr>
+              <w:t>{</w:t>
+            </w:r>
+            <w:r>
+              <w:rPr>
                 <w:rFonts w:ascii="標楷體" w:eastAsia="標楷體" w:hAnsi="標楷體"/>
                 <w:color w:val="000000"/>
                 <w:spacing w:val="20"/>
                 <w:sz w:val="28"/>
                 <w:szCs w:val="28"/>
               </w:rPr>
-              <w:t>@B_SERNO</w:t>
+              <w:t>B_SERNO</w:t>
+            </w:r>
+            <w:r>
+              <w:rPr>
+                <w:rFonts w:ascii="標楷體" w:eastAsia="標楷體" w:hAnsi="標楷體"/>
+                <w:color w:val="000000"/>
+                <w:spacing w:val="20"/>
+                <w:sz w:val="28"/>
+                <w:szCs w:val="28"/>
+              </w:rPr>
+              <w:t>}</w:t>
             </w:r>
           </w:p>
         </w:tc>
@@ -489,13 +563,21 @@
             </w:r>
             <w:r>
               <w:rPr>
+                <w:rFonts w:ascii="標楷體" w:eastAsia="標楷體" w:hAnsi="標楷體" w:hint="eastAsia"/>
+                <w:sz w:val="28"/>
+                <w:szCs w:val="28"/>
+              </w:rPr>
+              <w:t>{</w:t>
+            </w:r>
+            <w:r>
+              <w:rPr>
                 <w:rFonts w:ascii="標楷體" w:eastAsia="標楷體" w:hAnsi="標楷體"/>
                 <w:color w:val="000000"/>
                 <w:spacing w:val="60"/>
                 <w:sz w:val="28"/>
                 <w:szCs w:val="28"/>
               </w:rPr>
-              <w:t>@</w:t>
+              <w:t>P</w:t>
             </w:r>
             <w:r>
               <w:rPr>
@@ -505,7 +587,7 @@
                 <w:sz w:val="28"/>
                 <w:szCs w:val="28"/>
               </w:rPr>
-              <w:t>P</w:t>
+              <w:t>_AMT</w:t>
             </w:r>
             <w:r>
               <w:rPr>
@@ -515,7 +597,7 @@
                 <w:sz w:val="28"/>
                 <w:szCs w:val="28"/>
               </w:rPr>
-              <w:t>_AMT</w:t>
+              <w:t>}</w:t>
             </w:r>
             <w:r>
               <w:rPr>
@@ -529,13 +611,31 @@
             </w:r>
             <w:r>
               <w:rPr>
+                <w:rFonts w:ascii="標楷體" w:eastAsia="標楷體" w:hAnsi="標楷體" w:hint="eastAsia"/>
+                <w:sz w:val="28"/>
+                <w:szCs w:val="28"/>
+              </w:rPr>
+              <w:t>{</w:t>
+            </w:r>
+            <w:r>
+              <w:rPr>
                 <w:rFonts w:ascii="標楷體" w:eastAsia="標楷體" w:hAnsi="標楷體"/>
                 <w:color w:val="000000"/>
                 <w:spacing w:val="60"/>
                 <w:sz w:val="28"/>
                 <w:szCs w:val="28"/>
               </w:rPr>
-              <w:t>@Penalty</w:t>
+              <w:t>Penalty</w:t>
+            </w:r>
+            <w:r>
+              <w:rPr>
+                <w:rFonts w:ascii="標楷體" w:eastAsia="標楷體" w:hAnsi="標楷體"/>
+                <w:color w:val="000000"/>
+                <w:spacing w:val="60"/>
+                <w:sz w:val="28"/>
+                <w:szCs w:val="28"/>
+              </w:rPr>
+              <w:t>}</w:t>
             </w:r>
           </w:p>
         </w:tc>
@@ -633,13 +733,31 @@
             </w:pPr>
             <w:r>
               <w:rPr>
+                <w:rFonts w:ascii="標楷體" w:eastAsia="標楷體" w:hAnsi="標楷體" w:hint="eastAsia"/>
+                <w:sz w:val="28"/>
+                <w:szCs w:val="28"/>
+              </w:rPr>
+              <w:t>{</w:t>
+            </w:r>
+            <w:r>
+              <w:rPr>
                 <w:rFonts w:ascii="標楷體" w:eastAsia="標楷體" w:hAnsi="標楷體"/>
                 <w:color w:val="000000"/>
                 <w:spacing w:val="20"/>
                 <w:sz w:val="28"/>
                 <w:szCs w:val="28"/>
               </w:rPr>
-              <w:t>@A_DATE</w:t>
+              <w:t>A_DATE</w:t>
+            </w:r>
+            <w:r>
+              <w:rPr>
+                <w:rFonts w:ascii="標楷體" w:eastAsia="標楷體" w:hAnsi="標楷體"/>
+                <w:color w:val="000000"/>
+                <w:spacing w:val="20"/>
+                <w:sz w:val="28"/>
+                <w:szCs w:val="28"/>
+              </w:rPr>
+              <w:t>}</w:t>
             </w:r>
           </w:p>
         </w:tc>
@@ -1126,12 +1244,30 @@
             </w:r>
             <w:r>
               <w:rPr>
-                <w:rFonts w:ascii="標楷體" w:eastAsia="標楷體" w:hAnsi="標楷體"/>
-                <w:color w:val="000000"/>
-                <w:sz w:val="28"/>
-                <w:szCs w:val="28"/>
-              </w:rPr>
-              <w:t>@Year</w:t>
+                <w:rFonts w:ascii="標楷體" w:eastAsia="標楷體" w:hAnsi="標楷體" w:hint="eastAsia"/>
+                <w:sz w:val="28"/>
+                <w:szCs w:val="28"/>
+              </w:rPr>
+              <w:t>{</w:t>
+            </w:r>
+            <w:r>
+              <w:rPr>
+                <w:rFonts w:ascii="標楷體" w:eastAsia="標楷體" w:hAnsi="標楷體"/>
+                <w:color w:val="000000"/>
+                <w:sz w:val="28"/>
+                <w:szCs w:val="28"/>
+              </w:rPr>
+              <w:t>Year</w:t>
+            </w:r>
+            <w:r>
+              <w:rPr>
+                <w:rFonts w:ascii="標楷體" w:eastAsia="標楷體" w:hAnsi="標楷體" w:hint="eastAsia"/>
+                <w:color w:val="000000"/>
+                <w:spacing w:val="5"/>
+                <w:sz w:val="28"/>
+                <w:szCs w:val="28"/>
+              </w:rPr>
+              <w:t>}</w:t>
             </w:r>
             <w:r>
               <w:rPr>
@@ -1162,12 +1298,30 @@
             </w:r>
             <w:r>
               <w:rPr>
-                <w:rFonts w:ascii="標楷體" w:eastAsia="標楷體" w:hAnsi="標楷體"/>
-                <w:color w:val="000000"/>
-                <w:sz w:val="28"/>
-                <w:szCs w:val="28"/>
-              </w:rPr>
-              <w:t>@Month</w:t>
+                <w:rFonts w:ascii="標楷體" w:eastAsia="標楷體" w:hAnsi="標楷體" w:hint="eastAsia"/>
+                <w:sz w:val="28"/>
+                <w:szCs w:val="28"/>
+              </w:rPr>
+              <w:t>{</w:t>
+            </w:r>
+            <w:r>
+              <w:rPr>
+                <w:rFonts w:ascii="標楷體" w:eastAsia="標楷體" w:hAnsi="標楷體"/>
+                <w:color w:val="000000"/>
+                <w:sz w:val="28"/>
+                <w:szCs w:val="28"/>
+              </w:rPr>
+              <w:t>Month</w:t>
+            </w:r>
+            <w:r>
+              <w:rPr>
+                <w:rFonts w:ascii="標楷體" w:eastAsia="標楷體" w:hAnsi="標楷體" w:hint="eastAsia"/>
+                <w:color w:val="000000"/>
+                <w:spacing w:val="5"/>
+                <w:sz w:val="28"/>
+                <w:szCs w:val="28"/>
+              </w:rPr>
+              <w:t>}</w:t>
             </w:r>
             <w:r>
               <w:rPr>
@@ -1198,12 +1352,30 @@
             </w:r>
             <w:r>
               <w:rPr>
-                <w:rFonts w:ascii="標楷體" w:eastAsia="標楷體" w:hAnsi="標楷體"/>
-                <w:color w:val="000000"/>
-                <w:sz w:val="28"/>
-                <w:szCs w:val="28"/>
-              </w:rPr>
-              <w:t>@Date</w:t>
+                <w:rFonts w:ascii="標楷體" w:eastAsia="標楷體" w:hAnsi="標楷體" w:hint="eastAsia"/>
+                <w:sz w:val="28"/>
+                <w:szCs w:val="28"/>
+              </w:rPr>
+              <w:t>{</w:t>
+            </w:r>
+            <w:r>
+              <w:rPr>
+                <w:rFonts w:ascii="標楷體" w:eastAsia="標楷體" w:hAnsi="標楷體"/>
+                <w:color w:val="000000"/>
+                <w:sz w:val="28"/>
+                <w:szCs w:val="28"/>
+              </w:rPr>
+              <w:t>Date</w:t>
+            </w:r>
+            <w:r>
+              <w:rPr>
+                <w:rFonts w:ascii="標楷體" w:eastAsia="標楷體" w:hAnsi="標楷體" w:hint="eastAsia"/>
+                <w:color w:val="000000"/>
+                <w:spacing w:val="5"/>
+                <w:sz w:val="28"/>
+                <w:szCs w:val="28"/>
+              </w:rPr>
+              <w:t>}</w:t>
             </w:r>
             <w:r>
               <w:rPr>
